--- a/FSDI-114_Assignment 2.docx
+++ b/FSDI-114_Assignment 2.docx
@@ -417,6 +417,7 @@
       <w:r>
         <w:rPr>
           <w:rFonts w:ascii="Arial" w:hAnsi="Arial" w:cs="Arial"/>
+          <w:noProof/>
         </w:rPr>
         <w:lastRenderedPageBreak/>
         <w:drawing>
